--- a/data/ai_paras/AI_para_158.docx
+++ b/data/ai_paras/AI_para_158.docx
@@ -4,7 +4,7 @@
   <w:body>
     <w:p>
       <w:r>
-        <w:t>The third scholarly article, "Reporting of child maltreatment during the SARS-CoV-2 pandemic in New York City from March to May 2020" by Rapoport et al. (Ref-s480397), provides a critical examination of the challenges in reporting child abuse during the COVID-19 pandemic (Ref-s480397). This study underscores the significant drop in reported cases of child maltreatment, attributing this decline to limited interactions with mandatory reporters such as teachers and healthcare providers. The article's theoretical insights emphasize the importance of maintaining robust reporting mechanisms even during societal disruptions, which are crucial for the timely identification and intervention in abuse cases (Ref-s480397). Practically, the authors advocate for innovative solutions, such as virtual reporting platforms, to bridge the gap in traditional reporting methods during crises. These insights resonate with the issues highlighted in the New York Times article, where the pandemic's impact on reporting likely contributed to the prolonged abuse of the children, emphasizing a need for adaptive strategies in safeguarding vulnerable populations.</w:t>
+        <w:t>The comparative analysis section serves to delineate the contrasting perspectives presented in the New York Times article and the accompanying scholarly literature, elucidating their implications for understanding child maltreatment. The news article vividly portrays the immediate and tangible realities of child abuse, highlighting systemic failures and the dire consequences of underreporting during the pandemic (Ref-f498544). In contrast, the scholarly articles provide a theoretical lens through which these real-world events can be interpreted, offering insights into the predictors of violence and the importance of trauma-informed care (Ref-f498544). By juxtaposing these perspectives, this section seeks to underscore the critical interplay between empirical evidence and theoretical frameworks in crafting effective interventions (Ref-f498544). Ultimately, this analysis reveals how integrating diverse viewpoints can enhance our understanding of violence dynamics and inform more comprehensive strategies for prevention and recovery.</w:t>
       </w:r>
     </w:p>
     <w:sectPr>
